--- a/backend/src/main/resources/BegehungVorlage.docx
+++ b/backend/src/main/resources/BegehungVorlage.docx
@@ -5396,49 +5396,28 @@
               </w:rPr>
               <w:tab/>
             </w:r>
-            <w:sdt>
-              <w:sdtPr>
-                <w:rPr>
-                  <w:rFonts w:cs="Arial"/>
-                  <w:szCs w:val="17"/>
-                </w:rPr>
-                <w:id w:val="1037784306"/>
-                <w14:checkbox>
-                  <w14:checked w14:val="0"/>
-                  <w14:checkedState w14:val="2612" w14:font="MS Gothic"/>
-                  <w14:uncheckedState w14:val="2610" w14:font="MS Gothic"/>
-                </w14:checkbox>
-              </w:sdtPr>
-              <w:sdtContent>
-                <w:r>
-                  <w:rPr>
-                    <w:rFonts w:ascii="MS Gothic" w:eastAsia="MS Gothic" w:hAnsi="MS Gothic" w:cs="Arial" w:hint="eastAsia"/>
-                    <w:szCs w:val="17"/>
-                  </w:rPr>
-                  <w:t>☐</w:t>
-                </w:r>
-              </w:sdtContent>
-            </w:sdt>
-            <w:r>
-              <w:rPr>
-                <w:rFonts w:cs="Arial"/>
-                <w:szCs w:val="17"/>
-              </w:rPr>
-              <w:t xml:space="preserve"> </w:t>
-            </w:r>
-            <w:r>
-              <w:rPr>
-                <w:rFonts w:cs="Gadugi"/>
-                <w:szCs w:val="17"/>
-              </w:rPr>
-              <w:t>ü</w:t>
-            </w:r>
-            <w:r>
-              <w:rPr>
-                <w:rFonts w:cs="Arial"/>
-                <w:szCs w:val="17"/>
-              </w:rPr>
-              <w:t>ber Heizung</w:t>
+            <w:r>
+              <w:rPr>
+                <w:rFonts w:cs="Arial"/>
+                <w:szCs w:val="17"/>
+              </w:rPr>
+              <w:t>${</w:t>
+            </w:r>
+            <w:proofErr w:type="spellStart"/>
+            <w:r>
+              <w:rPr>
+                <w:rFonts w:cs="Arial"/>
+                <w:szCs w:val="17"/>
+              </w:rPr>
+              <w:t>warmwasser</w:t>
+            </w:r>
+            <w:proofErr w:type="spellEnd"/>
+            <w:r>
+              <w:rPr>
+                <w:rFonts w:cs="Arial"/>
+                <w:szCs w:val="17"/>
+              </w:rPr>
+              <w:t>}</w:t>
             </w:r>
             <w:r>
               <w:rPr>
@@ -5479,106 +5458,6 @@
               </w:rPr>
               <w:t xml:space="preserve">  </w:t>
             </w:r>
-            <w:sdt>
-              <w:sdtPr>
-                <w:rPr>
-                  <w:rFonts w:cs="Arial"/>
-                  <w:szCs w:val="17"/>
-                </w:rPr>
-                <w:id w:val="1128584811"/>
-                <w14:checkbox>
-                  <w14:checked w14:val="0"/>
-                  <w14:checkedState w14:val="2612" w14:font="MS Gothic"/>
-                  <w14:uncheckedState w14:val="2610" w14:font="MS Gothic"/>
-                </w14:checkbox>
-              </w:sdtPr>
-              <w:sdtContent>
-                <w:r>
-                  <w:rPr>
-                    <w:rFonts w:ascii="MS Gothic" w:eastAsia="MS Gothic" w:hAnsi="MS Gothic" w:cs="Arial" w:hint="eastAsia"/>
-                    <w:szCs w:val="17"/>
-                  </w:rPr>
-                  <w:t>☐</w:t>
-                </w:r>
-              </w:sdtContent>
-            </w:sdt>
-            <w:r>
-              <w:rPr>
-                <w:rFonts w:cs="Arial"/>
-                <w:szCs w:val="17"/>
-              </w:rPr>
-              <w:t xml:space="preserve"> ganzj</w:t>
-            </w:r>
-            <w:r>
-              <w:rPr>
-                <w:rFonts w:cs="Gadugi"/>
-                <w:szCs w:val="17"/>
-              </w:rPr>
-              <w:t>ä</w:t>
-            </w:r>
-            <w:r>
-              <w:rPr>
-                <w:rFonts w:cs="Arial"/>
-                <w:szCs w:val="17"/>
-              </w:rPr>
-              <w:t>hrig</w:t>
-            </w:r>
-            <w:r>
-              <w:rPr>
-                <w:rFonts w:cs="Arial"/>
-                <w:szCs w:val="17"/>
-              </w:rPr>
-              <w:t xml:space="preserve"> </w:t>
-            </w:r>
-            <w:r>
-              <w:rPr>
-                <w:rFonts w:cs="Arial"/>
-                <w:szCs w:val="17"/>
-              </w:rPr>
-              <w:t xml:space="preserve">  </w:t>
-            </w:r>
-            <w:sdt>
-              <w:sdtPr>
-                <w:rPr>
-                  <w:rFonts w:cs="Arial"/>
-                  <w:szCs w:val="17"/>
-                </w:rPr>
-                <w:id w:val="704752566"/>
-                <w14:checkbox>
-                  <w14:checked w14:val="0"/>
-                  <w14:checkedState w14:val="2612" w14:font="MS Gothic"/>
-                  <w14:uncheckedState w14:val="2610" w14:font="MS Gothic"/>
-                </w14:checkbox>
-              </w:sdtPr>
-              <w:sdtContent>
-                <w:r>
-                  <w:rPr>
-                    <w:rFonts w:ascii="MS Gothic" w:eastAsia="MS Gothic" w:hAnsi="MS Gothic" w:cs="Arial" w:hint="eastAsia"/>
-                    <w:szCs w:val="17"/>
-                  </w:rPr>
-                  <w:t>☐</w:t>
-                </w:r>
-              </w:sdtContent>
-            </w:sdt>
-            <w:r>
-              <w:rPr>
-                <w:rFonts w:cs="Arial"/>
-                <w:szCs w:val="17"/>
-              </w:rPr>
-              <w:t xml:space="preserve"> nur Winter</w:t>
-            </w:r>
-          </w:p>
-          <w:p>
-            <w:pPr>
-              <w:tabs>
-                <w:tab w:val="left" w:pos="1592"/>
-              </w:tabs>
-              <w:spacing w:beforeLines="20" w:before="48" w:afterLines="20" w:after="48"/>
-              <w:rPr>
-                <w:rFonts w:cs="Arial"/>
-                <w:szCs w:val="17"/>
-              </w:rPr>
-            </w:pPr>
             <w:r>
               <w:rPr>
                 <w:rFonts w:cs="Arial"/>
@@ -5586,108 +5465,6 @@
                 <w:szCs w:val="17"/>
               </w:rPr>
               <w:tab/>
-            </w:r>
-            <w:sdt>
-              <w:sdtPr>
-                <w:rPr>
-                  <w:rFonts w:cs="Arial"/>
-                  <w:szCs w:val="17"/>
-                </w:rPr>
-                <w:id w:val="89052708"/>
-                <w14:checkbox>
-                  <w14:checked w14:val="0"/>
-                  <w14:checkedState w14:val="2612" w14:font="MS Gothic"/>
-                  <w14:uncheckedState w14:val="2610" w14:font="MS Gothic"/>
-                </w14:checkbox>
-              </w:sdtPr>
-              <w:sdtContent>
-                <w:r>
-                  <w:rPr>
-                    <w:rFonts w:ascii="MS Gothic" w:eastAsia="MS Gothic" w:hAnsi="MS Gothic" w:cs="Arial" w:hint="eastAsia"/>
-                    <w:szCs w:val="17"/>
-                  </w:rPr>
-                  <w:t>☐</w:t>
-                </w:r>
-              </w:sdtContent>
-            </w:sdt>
-            <w:r>
-              <w:rPr>
-                <w:rFonts w:cs="Arial"/>
-                <w:szCs w:val="17"/>
-              </w:rPr>
-              <w:t xml:space="preserve"> Elektroboiler</w:t>
-            </w:r>
-          </w:p>
-          <w:p>
-            <w:pPr>
-              <w:tabs>
-                <w:tab w:val="left" w:pos="1592"/>
-              </w:tabs>
-              <w:spacing w:beforeLines="20" w:before="48" w:afterLines="20" w:after="48"/>
-              <w:rPr>
-                <w:rFonts w:cs="Arial"/>
-                <w:szCs w:val="17"/>
-              </w:rPr>
-            </w:pPr>
-            <w:r>
-              <w:rPr>
-                <w:rFonts w:cs="Arial"/>
-                <w:szCs w:val="17"/>
-              </w:rPr>
-              <w:tab/>
-            </w:r>
-            <w:sdt>
-              <w:sdtPr>
-                <w:rPr>
-                  <w:rFonts w:cs="Arial"/>
-                  <w:szCs w:val="17"/>
-                </w:rPr>
-                <w:id w:val="1917522351"/>
-                <w14:checkbox>
-                  <w14:checked w14:val="0"/>
-                  <w14:checkedState w14:val="2612" w14:font="MS Gothic"/>
-                  <w14:uncheckedState w14:val="2610" w14:font="MS Gothic"/>
-                </w14:checkbox>
-              </w:sdtPr>
-              <w:sdtContent>
-                <w:r>
-                  <w:rPr>
-                    <w:rFonts w:ascii="MS Gothic" w:eastAsia="MS Gothic" w:hAnsi="MS Gothic" w:cs="Arial" w:hint="eastAsia"/>
-                    <w:szCs w:val="17"/>
-                  </w:rPr>
-                  <w:t>☐</w:t>
-                </w:r>
-              </w:sdtContent>
-            </w:sdt>
-            <w:r>
-              <w:rPr>
-                <w:rFonts w:cs="Arial"/>
-                <w:szCs w:val="17"/>
-              </w:rPr>
-              <w:t xml:space="preserve"> </w:t>
-            </w:r>
-            <w:r>
-              <w:rPr>
-                <w:rFonts w:cs="Arial"/>
-                <w:szCs w:val="17"/>
-              </w:rPr>
-              <w:t>${</w:t>
-            </w:r>
-            <w:proofErr w:type="spellStart"/>
-            <w:r>
-              <w:rPr>
-                <w:rFonts w:cs="Arial"/>
-                <w:szCs w:val="17"/>
-              </w:rPr>
-              <w:t>warmwasser</w:t>
-            </w:r>
-            <w:proofErr w:type="spellEnd"/>
-            <w:r>
-              <w:rPr>
-                <w:rFonts w:cs="Arial"/>
-                <w:szCs w:val="17"/>
-              </w:rPr>
-              <w:t>}</w:t>
             </w:r>
           </w:p>
           <w:p>

--- a/backend/src/main/resources/BegehungVorlage.docx
+++ b/backend/src/main/resources/BegehungVorlage.docx
@@ -5396,28 +5396,49 @@
               </w:rPr>
               <w:tab/>
             </w:r>
-            <w:r>
-              <w:rPr>
-                <w:rFonts w:cs="Arial"/>
-                <w:szCs w:val="17"/>
-              </w:rPr>
-              <w:t>${</w:t>
-            </w:r>
-            <w:proofErr w:type="spellStart"/>
-            <w:r>
-              <w:rPr>
-                <w:rFonts w:cs="Arial"/>
-                <w:szCs w:val="17"/>
-              </w:rPr>
-              <w:t>warmwasser</w:t>
-            </w:r>
-            <w:proofErr w:type="spellEnd"/>
-            <w:r>
-              <w:rPr>
-                <w:rFonts w:cs="Arial"/>
-                <w:szCs w:val="17"/>
-              </w:rPr>
-              <w:t>}</w:t>
+            <w:sdt>
+              <w:sdtPr>
+                <w:rPr>
+                  <w:rFonts w:cs="Arial"/>
+                  <w:szCs w:val="17"/>
+                </w:rPr>
+                <w:id w:val="1037784306"/>
+                <w14:checkbox>
+                  <w14:checked w14:val="0"/>
+                  <w14:checkedState w14:val="2612" w14:font="MS Gothic"/>
+                  <w14:uncheckedState w14:val="2610" w14:font="MS Gothic"/>
+                </w14:checkbox>
+              </w:sdtPr>
+              <w:sdtContent>
+                <w:r>
+                  <w:rPr>
+                    <w:rFonts w:ascii="MS Gothic" w:eastAsia="MS Gothic" w:hAnsi="MS Gothic" w:cs="Arial" w:hint="eastAsia"/>
+                    <w:szCs w:val="17"/>
+                  </w:rPr>
+                  <w:t>☐</w:t>
+                </w:r>
+              </w:sdtContent>
+            </w:sdt>
+            <w:r>
+              <w:rPr>
+                <w:rFonts w:cs="Arial"/>
+                <w:szCs w:val="17"/>
+              </w:rPr>
+              <w:t xml:space="preserve"> </w:t>
+            </w:r>
+            <w:r>
+              <w:rPr>
+                <w:rFonts w:cs="Gadugi"/>
+                <w:szCs w:val="17"/>
+              </w:rPr>
+              <w:t>ü</w:t>
+            </w:r>
+            <w:r>
+              <w:rPr>
+                <w:rFonts w:cs="Arial"/>
+                <w:szCs w:val="17"/>
+              </w:rPr>
+              <w:t>ber Heizung</w:t>
             </w:r>
             <w:r>
               <w:rPr>
@@ -5457,6 +5478,244 @@
                 <w:szCs w:val="17"/>
               </w:rPr>
               <w:t xml:space="preserve">  </w:t>
+            </w:r>
+            <w:sdt>
+              <w:sdtPr>
+                <w:rPr>
+                  <w:rFonts w:cs="Arial"/>
+                  <w:szCs w:val="17"/>
+                </w:rPr>
+                <w:id w:val="1128584811"/>
+                <w14:checkbox>
+                  <w14:checked w14:val="0"/>
+                  <w14:checkedState w14:val="2612" w14:font="MS Gothic"/>
+                  <w14:uncheckedState w14:val="2610" w14:font="MS Gothic"/>
+                </w14:checkbox>
+              </w:sdtPr>
+              <w:sdtContent>
+                <w:r>
+                  <w:rPr>
+                    <w:rFonts w:ascii="MS Gothic" w:eastAsia="MS Gothic" w:hAnsi="MS Gothic" w:cs="Arial" w:hint="eastAsia"/>
+                    <w:szCs w:val="17"/>
+                  </w:rPr>
+                  <w:t>☐</w:t>
+                </w:r>
+              </w:sdtContent>
+            </w:sdt>
+            <w:r>
+              <w:rPr>
+                <w:rFonts w:cs="Arial"/>
+                <w:szCs w:val="17"/>
+              </w:rPr>
+              <w:t xml:space="preserve"> ganzj</w:t>
+            </w:r>
+            <w:r>
+              <w:rPr>
+                <w:rFonts w:cs="Gadugi"/>
+                <w:szCs w:val="17"/>
+              </w:rPr>
+              <w:t>ä</w:t>
+            </w:r>
+            <w:r>
+              <w:rPr>
+                <w:rFonts w:cs="Arial"/>
+                <w:szCs w:val="17"/>
+              </w:rPr>
+              <w:t>hrig</w:t>
+            </w:r>
+            <w:r>
+              <w:rPr>
+                <w:rFonts w:cs="Arial"/>
+                <w:szCs w:val="17"/>
+              </w:rPr>
+              <w:t xml:space="preserve"> </w:t>
+            </w:r>
+            <w:r>
+              <w:rPr>
+                <w:rFonts w:cs="Arial"/>
+                <w:szCs w:val="17"/>
+              </w:rPr>
+              <w:t xml:space="preserve">  </w:t>
+            </w:r>
+            <w:sdt>
+              <w:sdtPr>
+                <w:rPr>
+                  <w:rFonts w:cs="Arial"/>
+                  <w:szCs w:val="17"/>
+                </w:rPr>
+                <w:id w:val="704752566"/>
+                <w14:checkbox>
+                  <w14:checked w14:val="0"/>
+                  <w14:checkedState w14:val="2612" w14:font="MS Gothic"/>
+                  <w14:uncheckedState w14:val="2610" w14:font="MS Gothic"/>
+                </w14:checkbox>
+              </w:sdtPr>
+              <w:sdtContent>
+                <w:r>
+                  <w:rPr>
+                    <w:rFonts w:ascii="MS Gothic" w:eastAsia="MS Gothic" w:hAnsi="MS Gothic" w:cs="Arial" w:hint="eastAsia"/>
+                    <w:szCs w:val="17"/>
+                  </w:rPr>
+                  <w:t>☐</w:t>
+                </w:r>
+              </w:sdtContent>
+            </w:sdt>
+            <w:r>
+              <w:rPr>
+                <w:rFonts w:cs="Arial"/>
+                <w:szCs w:val="17"/>
+              </w:rPr>
+              <w:t xml:space="preserve"> nur Winter</w:t>
+            </w:r>
+          </w:p>
+          <w:p>
+            <w:pPr>
+              <w:tabs>
+                <w:tab w:val="left" w:pos="1592"/>
+              </w:tabs>
+              <w:spacing w:beforeLines="20" w:before="48" w:afterLines="20" w:after="48"/>
+              <w:rPr>
+                <w:rFonts w:cs="Arial"/>
+                <w:szCs w:val="17"/>
+              </w:rPr>
+            </w:pPr>
+            <w:r>
+              <w:rPr>
+                <w:rFonts w:cs="Arial"/>
+                <w:b/>
+                <w:szCs w:val="17"/>
+              </w:rPr>
+              <w:tab/>
+            </w:r>
+            <w:sdt>
+              <w:sdtPr>
+                <w:rPr>
+                  <w:rFonts w:cs="Arial"/>
+                  <w:szCs w:val="17"/>
+                </w:rPr>
+                <w:id w:val="89052708"/>
+                <w14:checkbox>
+                  <w14:checked w14:val="0"/>
+                  <w14:checkedState w14:val="2612" w14:font="MS Gothic"/>
+                  <w14:uncheckedState w14:val="2610" w14:font="MS Gothic"/>
+                </w14:checkbox>
+              </w:sdtPr>
+              <w:sdtContent>
+                <w:r>
+                  <w:rPr>
+                    <w:rFonts w:ascii="MS Gothic" w:eastAsia="MS Gothic" w:hAnsi="MS Gothic" w:cs="Arial" w:hint="eastAsia"/>
+                    <w:szCs w:val="17"/>
+                  </w:rPr>
+                  <w:t>☐</w:t>
+                </w:r>
+              </w:sdtContent>
+            </w:sdt>
+            <w:r>
+              <w:rPr>
+                <w:rFonts w:cs="Arial"/>
+                <w:szCs w:val="17"/>
+              </w:rPr>
+              <w:t xml:space="preserve"> Elektroboiler</w:t>
+            </w:r>
+          </w:p>
+          <w:p>
+            <w:pPr>
+              <w:tabs>
+                <w:tab w:val="left" w:pos="1592"/>
+              </w:tabs>
+              <w:spacing w:beforeLines="20" w:before="48" w:afterLines="20" w:after="48"/>
+              <w:rPr>
+                <w:rFonts w:cs="Arial"/>
+                <w:szCs w:val="17"/>
+              </w:rPr>
+            </w:pPr>
+            <w:r>
+              <w:rPr>
+                <w:rFonts w:cs="Arial"/>
+                <w:szCs w:val="17"/>
+              </w:rPr>
+              <w:tab/>
+            </w:r>
+            <w:sdt>
+              <w:sdtPr>
+                <w:rPr>
+                  <w:rFonts w:cs="Arial"/>
+                  <w:szCs w:val="17"/>
+                </w:rPr>
+                <w:id w:val="1917522351"/>
+                <w14:checkbox>
+                  <w14:checked w14:val="0"/>
+                  <w14:checkedState w14:val="2612" w14:font="MS Gothic"/>
+                  <w14:uncheckedState w14:val="2610" w14:font="MS Gothic"/>
+                </w14:checkbox>
+              </w:sdtPr>
+              <w:sdtContent>
+                <w:r>
+                  <w:rPr>
+                    <w:rFonts w:ascii="MS Gothic" w:eastAsia="MS Gothic" w:hAnsi="MS Gothic" w:cs="Arial" w:hint="eastAsia"/>
+                    <w:szCs w:val="17"/>
+                  </w:rPr>
+                  <w:t>☐</w:t>
+                </w:r>
+              </w:sdtContent>
+            </w:sdt>
+            <w:r>
+              <w:rPr>
+                <w:rFonts w:cs="Arial"/>
+                <w:szCs w:val="17"/>
+              </w:rPr>
+              <w:t xml:space="preserve"> </w:t>
+            </w:r>
+            <w:r>
+              <w:rPr>
+                <w:rFonts w:cs="Arial"/>
+                <w:szCs w:val="17"/>
+              </w:rPr>
+              <w:fldChar w:fldCharType="begin">
+                <w:ffData>
+                  <w:name w:val=""/>
+                  <w:enabled/>
+                  <w:calcOnExit/>
+                  <w:textInput>
+                    <w:default w:val="__________________________"/>
+                  </w:textInput>
+                </w:ffData>
+              </w:fldChar>
+            </w:r>
+            <w:r>
+              <w:rPr>
+                <w:rFonts w:cs="Arial"/>
+                <w:szCs w:val="17"/>
+              </w:rPr>
+              <w:instrText xml:space="preserve"> FORMTEXT </w:instrText>
+            </w:r>
+            <w:r>
+              <w:rPr>
+                <w:rFonts w:cs="Arial"/>
+                <w:szCs w:val="17"/>
+              </w:rPr>
+            </w:r>
+            <w:r>
+              <w:rPr>
+                <w:rFonts w:cs="Arial"/>
+                <w:szCs w:val="17"/>
+              </w:rPr>
+              <w:fldChar w:fldCharType="separate"/>
+            </w:r>
+            <w:r>
+              <w:rPr>
+                <w:rFonts w:cs="Arial"/>
+                <w:noProof/>
+                <w:szCs w:val="17"/>
+              </w:rPr>
+              <w:t>__________________________</w:t>
+            </w:r>
+            <w:r>
+              <w:rPr>
+                <w:rFonts w:cs="Arial"/>
+                <w:szCs w:val="17"/>
+              </w:rPr>
+              <w:fldChar w:fldCharType="end"/>
             </w:r>
             <w:r>
               <w:rPr>
@@ -24911,12 +25170,21 @@
                 <w:szCs w:val="17"/>
               </w:rPr>
             </w:pPr>
-            <w:r>
-              <w:rPr>
-                <w:rFonts w:cs="Arial"/>
-                <w:szCs w:val="17"/>
-              </w:rPr>
-              <w:t>Alter Dach:</w:t>
+            <w:proofErr w:type="gramStart"/>
+            <w:r>
+              <w:rPr>
+                <w:rFonts w:cs="Arial"/>
+                <w:szCs w:val="17"/>
+              </w:rPr>
+              <w:t>Alter Dach</w:t>
+            </w:r>
+            <w:proofErr w:type="gramEnd"/>
+            <w:r>
+              <w:rPr>
+                <w:rFonts w:cs="Arial"/>
+                <w:szCs w:val="17"/>
+              </w:rPr>
+              <w:t>:</w:t>
             </w:r>
             <w:r>
               <w:rPr>

--- a/backend/src/main/resources/BegehungVorlage.docx
+++ b/backend/src/main/resources/BegehungVorlage.docx
@@ -31669,6 +31669,92 @@
                   <w:szCs w:val="17"/>
                 </w:rPr>
                 <w:id w:val="-743409290"/>
+                <w14:checkbox>
+                  <w14:checked w14:val="0"/>
+                  <w14:checkedState w14:val="2612" w14:font="MS Gothic"/>
+                  <w14:uncheckedState w14:val="2610" w14:font="MS Gothic"/>
+                </w14:checkbox>
+              </w:sdtPr>
+              <w:sdtContent>
+                <w:r>
+                  <w:rPr>
+                    <w:rFonts w:ascii="MS Gothic" w:eastAsia="MS Gothic" w:hAnsi="MS Gothic" w:cs="Arial" w:hint="eastAsia"/>
+                    <w:szCs w:val="17"/>
+                  </w:rPr>
+                  <w:t>☐</w:t>
+                </w:r>
+              </w:sdtContent>
+            </w:sdt>
+            <w:r>
+              <w:rPr>
+                <w:rFonts w:cs="Arial"/>
+                <w:szCs w:val="17"/>
+              </w:rPr>
+              <w:t xml:space="preserve"> nein</w:t>
+            </w:r>
+          </w:p>
+          <w:p>
+            <w:pPr>
+              <w:tabs>
+                <w:tab w:val="left" w:pos="2637"/>
+              </w:tabs>
+              <w:spacing w:beforeLines="20" w:before="48" w:afterLines="20" w:after="48"/>
+              <w:rPr>
+                <w:rFonts w:cs="Arial"/>
+                <w:szCs w:val="17"/>
+              </w:rPr>
+            </w:pPr>
+            <w:r>
+              <w:rPr>
+                <w:rFonts w:cs="Arial"/>
+                <w:szCs w:val="17"/>
+              </w:rPr>
+              <w:t>Elektroauto:</w:t>
+            </w:r>
+            <w:r>
+              <w:rPr>
+                <w:rFonts w:cs="Arial"/>
+                <w:szCs w:val="17"/>
+              </w:rPr>
+              <w:tab/>
+            </w:r>
+            <w:sdt>
+              <w:sdtPr>
+                <w:rPr>
+                  <w:rFonts w:cs="Arial"/>
+                  <w:szCs w:val="17"/>
+                </w:rPr>
+                <w:id w:val="1410194778"/>
+                <w14:checkbox>
+                  <w14:checked w14:val="0"/>
+                  <w14:checkedState w14:val="2612" w14:font="MS Gothic"/>
+                  <w14:uncheckedState w14:val="2610" w14:font="MS Gothic"/>
+                </w14:checkbox>
+              </w:sdtPr>
+              <w:sdtContent>
+                <w:r>
+                  <w:rPr>
+                    <w:rFonts w:ascii="MS Gothic" w:eastAsia="MS Gothic" w:hAnsi="MS Gothic" w:cs="Arial" w:hint="eastAsia"/>
+                    <w:szCs w:val="17"/>
+                  </w:rPr>
+                  <w:t>☐</w:t>
+                </w:r>
+              </w:sdtContent>
+            </w:sdt>
+            <w:r>
+              <w:rPr>
+                <w:rFonts w:cs="Arial"/>
+                <w:szCs w:val="17"/>
+              </w:rPr>
+              <w:t xml:space="preserve"> ja         </w:t>
+            </w:r>
+            <w:sdt>
+              <w:sdtPr>
+                <w:rPr>
+                  <w:rFonts w:cs="Arial"/>
+                  <w:szCs w:val="17"/>
+                </w:rPr>
+                <w:id w:val="848289832"/>
                 <w14:checkbox>
                   <w14:checked w14:val="0"/>
                   <w14:checkedState w14:val="2612" w14:font="MS Gothic"/>
